--- a/uploads/Abdul_Afrid_Sr_Devops_Cloud_Engineer.docx
+++ b/uploads/Abdul_Afrid_Sr_Devops_Cloud_Engineer.docx
@@ -312,7 +312,7 @@
                                     </pic:cNvPicPr>
                                   </pic:nvPicPr>
                                   <pic:blipFill>
-                                    <a:blip r:embed="rId8" cstate="print"/>
+                                    <a:blip r:embed="rId5" cstate="print"/>
                                     <a:srcRect/>
                                     <a:stretch>
                                       <a:fillRect/>
@@ -360,7 +360,7 @@
                                     </pic:cNvPicPr>
                                   </pic:nvPicPr>
                                   <pic:blipFill>
-                                    <a:blip r:embed="rId9" cstate="print"/>
+                                    <a:blip r:embed="rId6" cstate="print"/>
                                     <a:srcRect/>
                                     <a:stretch>
                                       <a:fillRect/>
@@ -408,7 +408,7 @@
                                     </pic:cNvPicPr>
                                   </pic:nvPicPr>
                                   <pic:blipFill>
-                                    <a:blip r:embed="rId10" cstate="print"/>
+                                    <a:blip r:embed="rId7" cstate="print"/>
                                     <a:srcRect/>
                                     <a:stretch>
                                       <a:fillRect/>
@@ -12955,7 +12955,15 @@
           <w:sz w:val="18"/>
           <w:szCs w:val="18"/>
         </w:rPr>
-        <w:t>University of New Haven</w:t>
+        <w:t xml:space="preserve">University of </w:t>
+      </w:r>
+      <w:r>
+        <w:rPr>
+          <w:rFonts w:ascii="Century" w:hAnsi="Century"/>
+          <w:sz w:val="18"/>
+          <w:szCs w:val="18"/>
+        </w:rPr>
+        <w:t>New Haven</w:t>
       </w:r>
       <w:r>
         <w:rPr>
@@ -12970,28 +12978,10 @@
       <w:r>
         <w:rPr>
           <w:rFonts w:ascii="Century" w:hAnsi="Century"/>
-          <w:b/>
-          <w:bCs/>
-          <w:sz w:val="18"/>
-          <w:szCs w:val="18"/>
-        </w:rPr>
-        <w:t xml:space="preserve"> Dec -</w:t>
-      </w:r>
-      <w:r>
-        <w:rPr>
-          <w:rFonts w:ascii="Century" w:hAnsi="Century"/>
-          <w:sz w:val="18"/>
-          <w:szCs w:val="18"/>
-        </w:rPr>
-        <w:t>201</w:t>
-      </w:r>
-      <w:r>
-        <w:rPr>
-          <w:rFonts w:ascii="Century" w:hAnsi="Century"/>
-          <w:sz w:val="18"/>
-          <w:szCs w:val="18"/>
-        </w:rPr>
-        <w:t>3</w:t>
+          <w:sz w:val="18"/>
+          <w:szCs w:val="18"/>
+        </w:rPr>
+        <w:t>2014</w:t>
       </w:r>
     </w:p>
     <w:p>
@@ -14038,7 +14028,6 @@
   <w:style w:type="character" w:default="1" w:styleId="DefaultParagraphFont">
     <w:name w:val="Default Paragraph Font"/>
     <w:uiPriority w:val="1"/>
-    <w:semiHidden/>
     <w:unhideWhenUsed/>
   </w:style>
   <w:style w:type="table" w:default="1" w:styleId="TableNormal">
